--- a/TS-Padam/TS-1.4/TS 1.4 Tamil Pada Paatam Corrections.docx
+++ b/TS-Padam/TS-1.4/TS 1.4 Tamil Pada Paatam Corrections.docx
@@ -929,6 +929,16 @@
           <w:u w:val="single"/>
         </w:rPr>
       </w:pPr>
+      <w:r>
+        <w:rPr>
+          <w:b/>
+          <w:bCs/>
+          <w:sz w:val="32"/>
+          <w:szCs w:val="32"/>
+          <w:u w:val="single"/>
+        </w:rPr>
+        <w:t>=======</w:t>
+      </w:r>
     </w:p>
     <w:p>
       <w:pPr>
@@ -1043,7 +1053,28 @@
           <w:szCs w:val="32"/>
           <w:u w:val="single"/>
         </w:rPr>
-        <w:t>31st July 2025</w:t>
+        <w:t>30</w:t>
+      </w:r>
+      <w:r>
+        <w:rPr>
+          <w:b/>
+          <w:bCs/>
+          <w:sz w:val="32"/>
+          <w:szCs w:val="32"/>
+          <w:u w:val="single"/>
+          <w:vertAlign w:val="superscript"/>
+        </w:rPr>
+        <w:t>th</w:t>
+      </w:r>
+      <w:r>
+        <w:rPr>
+          <w:b/>
+          <w:bCs/>
+          <w:sz w:val="32"/>
+          <w:szCs w:val="32"/>
+          <w:u w:val="single"/>
+        </w:rPr>
+        <w:t xml:space="preserve"> June 2024</w:t>
       </w:r>
     </w:p>
     <w:p>
@@ -1250,7 +1281,79 @@
                 <w:szCs w:val="28"/>
                 <w:lang w:val="en-IN"/>
               </w:rPr>
-              <w:t>None</w:t>
+              <w:t>TS 1.4.45.3 – Vaakyam</w:t>
+            </w:r>
+          </w:p>
+          <w:p>
+            <w:pPr>
+              <w:widowControl w:val="0"/>
+              <w:autoSpaceDE w:val="0"/>
+              <w:autoSpaceDN w:val="0"/>
+              <w:adjustRightInd w:val="0"/>
+              <w:spacing w:before="0" w:line="240" w:lineRule="auto"/>
+              <w:rPr>
+                <w:rFonts w:cs="Arial"/>
+                <w:b/>
+                <w:sz w:val="28"/>
+                <w:szCs w:val="28"/>
+                <w:lang w:val="en-IN"/>
+              </w:rPr>
+            </w:pPr>
+            <w:r>
+              <w:rPr>
+                <w:rFonts w:cs="Arial"/>
+                <w:b/>
+                <w:sz w:val="28"/>
+                <w:szCs w:val="28"/>
+                <w:lang w:val="en-IN"/>
+              </w:rPr>
+              <w:t xml:space="preserve">Line No. – </w:t>
+            </w:r>
+            <w:r>
+              <w:rPr>
+                <w:rFonts w:cs="Arial"/>
+                <w:b/>
+                <w:sz w:val="28"/>
+                <w:szCs w:val="28"/>
+                <w:lang w:val="en-IN"/>
+              </w:rPr>
+              <w:t>6</w:t>
+            </w:r>
+          </w:p>
+          <w:p>
+            <w:pPr>
+              <w:widowControl w:val="0"/>
+              <w:autoSpaceDE w:val="0"/>
+              <w:autoSpaceDN w:val="0"/>
+              <w:adjustRightInd w:val="0"/>
+              <w:spacing w:before="0" w:line="240" w:lineRule="auto"/>
+              <w:rPr>
+                <w:rFonts w:cs="Arial"/>
+                <w:b/>
+                <w:sz w:val="28"/>
+                <w:szCs w:val="28"/>
+                <w:lang w:val="en-IN"/>
+              </w:rPr>
+            </w:pPr>
+            <w:r>
+              <w:rPr>
+                <w:rFonts w:cs="Arial"/>
+                <w:b/>
+                <w:sz w:val="28"/>
+                <w:szCs w:val="28"/>
+                <w:lang w:val="en-IN"/>
+              </w:rPr>
+              <w:t>Panchaati No. - 5</w:t>
+            </w:r>
+            <w:r>
+              <w:rPr>
+                <w:rFonts w:cs="Arial"/>
+                <w:b/>
+                <w:sz w:val="28"/>
+                <w:szCs w:val="28"/>
+                <w:lang w:val="en-IN"/>
+              </w:rPr>
+              <w:t>1</w:t>
             </w:r>
           </w:p>
         </w:tc>
@@ -1280,13 +1383,88 @@
             </w:pPr>
             <w:r>
               <w:rPr>
-                <w:rFonts w:cs="Arial"/>
-                <w:b/>
-                <w:sz w:val="28"/>
-                <w:szCs w:val="28"/>
-                <w:lang w:val="en-IN"/>
-              </w:rPr>
-              <w:t>None</w:t>
+                <w:rFonts w:ascii="Latha" w:hAnsi="Latha" w:cs="Latha" w:hint="cs"/>
+                <w:sz w:val="28"/>
+                <w:szCs w:val="28"/>
+                <w:cs/>
+                <w:lang w:bidi="ta-IN"/>
+              </w:rPr>
+              <w:t>தேஜோ</w:t>
+            </w:r>
+            <w:r>
+              <w:rPr>
+                <w:rFonts w:ascii="BRH Tamil Tab Extra" w:hAnsi="BRH Tamil Tab Extra"/>
+                <w:b/>
+                <w:sz w:val="36"/>
+                <w:szCs w:val="28"/>
+              </w:rPr>
+              <w:t>†</w:t>
+            </w:r>
+            <w:r>
+              <w:rPr>
+                <w:rFonts w:ascii="BRH Devanagari Extra" w:hAnsi="BRH Devanagari Extra"/>
+                <w:b/>
+                <w:sz w:val="36"/>
+                <w:szCs w:val="28"/>
+              </w:rPr>
+              <w:t>Å</w:t>
+            </w:r>
+            <w:r>
+              <w:rPr>
+                <w:rFonts w:ascii="Latha" w:hAnsi="Latha" w:cs="Latha" w:hint="cs"/>
+                <w:sz w:val="28"/>
+                <w:szCs w:val="28"/>
+                <w:highlight w:val="yellow"/>
+                <w:cs/>
+                <w:lang w:bidi="ta-IN"/>
+              </w:rPr>
+              <w:t>ஸி</w:t>
+            </w:r>
+            <w:r>
+              <w:rPr>
+                <w:rFonts w:ascii="Mangal" w:hAnsi="Mangal" w:hint="cs"/>
+                <w:sz w:val="28"/>
+                <w:szCs w:val="28"/>
+                <w:cs/>
+                <w:lang w:bidi="ta-IN"/>
+              </w:rPr>
+              <w:t xml:space="preserve"> </w:t>
+            </w:r>
+            <w:r>
+              <w:rPr>
+                <w:rFonts w:ascii="Latha" w:hAnsi="Latha" w:cs="Latha" w:hint="cs"/>
+                <w:sz w:val="28"/>
+                <w:szCs w:val="28"/>
+                <w:cs/>
+                <w:lang w:bidi="ta-IN"/>
+              </w:rPr>
+              <w:t>தேஜோ</w:t>
+            </w:r>
+            <w:r>
+              <w:rPr>
+                <w:rFonts w:ascii="BRH Tamil Tab Extra" w:hAnsi="BRH Tamil Tab Extra"/>
+                <w:b/>
+                <w:sz w:val="36"/>
+                <w:szCs w:val="28"/>
+              </w:rPr>
+              <w:t>…</w:t>
+            </w:r>
+            <w:r>
+              <w:rPr>
+                <w:sz w:val="28"/>
+                <w:szCs w:val="28"/>
+              </w:rPr>
+              <w:t xml:space="preserve"> </w:t>
+            </w:r>
+            <w:r>
+              <w:rPr>
+                <w:rFonts w:ascii="Latha" w:hAnsi="Latha" w:cs="Latha" w:hint="cs"/>
+                <w:sz w:val="28"/>
+                <w:szCs w:val="28"/>
+                <w:cs/>
+                <w:lang w:bidi="ta-IN"/>
+              </w:rPr>
+              <w:t>மயி</w:t>
             </w:r>
           </w:p>
         </w:tc>
@@ -1312,13 +1490,99 @@
             </w:pPr>
             <w:r>
               <w:rPr>
-                <w:rFonts w:cs="Arial"/>
-                <w:b/>
-                <w:sz w:val="28"/>
-                <w:szCs w:val="28"/>
-                <w:lang w:val="en-IN"/>
-              </w:rPr>
-              <w:t>None</w:t>
+                <w:rFonts w:ascii="Latha" w:hAnsi="Latha" w:cs="Latha" w:hint="cs"/>
+                <w:sz w:val="28"/>
+                <w:szCs w:val="28"/>
+                <w:cs/>
+                <w:lang w:bidi="ta-IN"/>
+              </w:rPr>
+              <w:t>தேஜோ</w:t>
+            </w:r>
+            <w:r>
+              <w:rPr>
+                <w:rFonts w:ascii="BRH Tamil Tab Extra" w:hAnsi="BRH Tamil Tab Extra"/>
+                <w:b/>
+                <w:sz w:val="36"/>
+                <w:szCs w:val="28"/>
+              </w:rPr>
+              <w:t>†</w:t>
+            </w:r>
+            <w:r>
+              <w:rPr>
+                <w:rFonts w:ascii="BRH Devanagari Extra" w:hAnsi="BRH Devanagari Extra"/>
+                <w:b/>
+                <w:sz w:val="36"/>
+                <w:szCs w:val="28"/>
+              </w:rPr>
+              <w:t>Å</w:t>
+            </w:r>
+            <w:r>
+              <w:rPr>
+                <w:rFonts w:ascii="Latha" w:hAnsi="Latha" w:cs="Latha" w:hint="cs"/>
+                <w:sz w:val="28"/>
+                <w:szCs w:val="28"/>
+                <w:highlight w:val="green"/>
+                <w:cs/>
+                <w:lang w:bidi="ta-IN"/>
+              </w:rPr>
+              <w:t>ஸி</w:t>
+            </w:r>
+            <w:r>
+              <w:rPr>
+                <w:rFonts w:ascii="BRH Tamil Tab Extra" w:hAnsi="BRH Tamil Tab Extra"/>
+                <w:b/>
+                <w:sz w:val="36"/>
+                <w:szCs w:val="28"/>
+              </w:rPr>
+              <w:t>…</w:t>
+            </w:r>
+            <w:r>
+              <w:rPr>
+                <w:rFonts w:ascii="Mangal" w:hAnsi="Mangal" w:hint="cs"/>
+                <w:sz w:val="28"/>
+                <w:szCs w:val="28"/>
+                <w:cs/>
+                <w:lang w:bidi="ta-IN"/>
+              </w:rPr>
+              <w:t xml:space="preserve"> </w:t>
+            </w:r>
+            <w:r>
+              <w:rPr>
+                <w:rFonts w:ascii="Latha" w:hAnsi="Latha" w:cs="Latha" w:hint="cs"/>
+                <w:sz w:val="28"/>
+                <w:szCs w:val="28"/>
+                <w:cs/>
+                <w:lang w:bidi="ta-IN"/>
+              </w:rPr>
+              <w:t>தேஜோ</w:t>
+            </w:r>
+            <w:bookmarkStart w:id="0" w:name="_Hlk151722491"/>
+            <w:r>
+              <w:rPr>
+                <w:rFonts w:ascii="BRH Tamil Tab Extra" w:hAnsi="BRH Tamil Tab Extra"/>
+                <w:b/>
+                <w:sz w:val="36"/>
+                <w:szCs w:val="28"/>
+              </w:rPr>
+              <w:t>…</w:t>
+            </w:r>
+            <w:bookmarkEnd w:id="0"/>
+            <w:r>
+              <w:rPr>
+                <w:sz w:val="28"/>
+                <w:szCs w:val="28"/>
+              </w:rPr>
+              <w:t xml:space="preserve"> </w:t>
+            </w:r>
+            <w:r>
+              <w:rPr>
+                <w:rFonts w:ascii="Latha" w:hAnsi="Latha" w:cs="Latha" w:hint="cs"/>
+                <w:sz w:val="28"/>
+                <w:szCs w:val="28"/>
+                <w:cs/>
+                <w:lang w:bidi="ta-IN"/>
+              </w:rPr>
+              <w:t>மயி</w:t>
             </w:r>
           </w:p>
         </w:tc>
@@ -1344,7 +1608,7 @@
           <w:szCs w:val="32"/>
           <w:u w:val="single"/>
         </w:rPr>
-        <w:t>==============</w:t>
+        <w:t>=======</w:t>
       </w:r>
     </w:p>
     <w:p>
@@ -1359,19 +1623,6 @@
           <w:u w:val="single"/>
         </w:rPr>
       </w:pPr>
-    </w:p>
-    <w:p>
-      <w:pPr>
-        <w:spacing w:before="0" w:line="240" w:lineRule="auto"/>
-        <w:jc w:val="center"/>
-        <w:rPr>
-          <w:b/>
-          <w:bCs/>
-          <w:sz w:val="32"/>
-          <w:szCs w:val="32"/>
-          <w:u w:val="single"/>
-        </w:rPr>
-      </w:pPr>
       <w:r>
         <w:rPr>
           <w:b/>
@@ -1460,28 +1711,7 @@
           <w:szCs w:val="32"/>
           <w:u w:val="single"/>
         </w:rPr>
-        <w:t>30</w:t>
-      </w:r>
-      <w:r>
-        <w:rPr>
-          <w:b/>
-          <w:bCs/>
-          <w:sz w:val="32"/>
-          <w:szCs w:val="32"/>
-          <w:u w:val="single"/>
-          <w:vertAlign w:val="superscript"/>
-        </w:rPr>
-        <w:t>th</w:t>
-      </w:r>
-      <w:r>
-        <w:rPr>
-          <w:b/>
-          <w:bCs/>
-          <w:sz w:val="32"/>
-          <w:szCs w:val="32"/>
-          <w:u w:val="single"/>
-        </w:rPr>
-        <w:t xml:space="preserve"> June 2024</w:t>
+        <w:t>31st Oct 2023</w:t>
       </w:r>
     </w:p>
     <w:p>
@@ -1677,7 +1907,6 @@
                 <w:b/>
                 <w:sz w:val="28"/>
                 <w:szCs w:val="28"/>
-                <w:lang w:val="en-IN"/>
               </w:rPr>
             </w:pPr>
             <w:r>
@@ -1686,9 +1915,35 @@
                 <w:b/>
                 <w:sz w:val="28"/>
                 <w:szCs w:val="28"/>
-                <w:lang w:val="en-IN"/>
-              </w:rPr>
-              <w:t>TS 1.4.45.3 – Vaakyam</w:t>
+              </w:rPr>
+              <w:t>TS 1.4.</w:t>
+            </w:r>
+            <w:r>
+              <w:rPr>
+                <w:rFonts w:cs="Arial"/>
+                <w:b/>
+                <w:sz w:val="28"/>
+                <w:szCs w:val="28"/>
+              </w:rPr>
+              <w:t xml:space="preserve">44.1 </w:t>
+            </w:r>
+            <w:r>
+              <w:rPr>
+                <w:rFonts w:cs="Arial"/>
+                <w:b/>
+                <w:sz w:val="28"/>
+                <w:szCs w:val="28"/>
+              </w:rPr>
+              <w:t xml:space="preserve">– </w:t>
+            </w:r>
+            <w:r>
+              <w:rPr>
+                <w:rFonts w:cs="Arial"/>
+                <w:b/>
+                <w:sz w:val="28"/>
+                <w:szCs w:val="28"/>
+              </w:rPr>
+              <w:t>Padam</w:t>
             </w:r>
           </w:p>
           <w:p>
@@ -1703,7 +1958,6 @@
                 <w:b/>
                 <w:sz w:val="28"/>
                 <w:szCs w:val="28"/>
-                <w:lang w:val="en-IN"/>
               </w:rPr>
             </w:pPr>
             <w:r>
@@ -1712,9 +1966,8 @@
                 <w:b/>
                 <w:sz w:val="28"/>
                 <w:szCs w:val="28"/>
-                <w:lang w:val="en-IN"/>
-              </w:rPr>
-              <w:t xml:space="preserve">Line No. – </w:t>
+              </w:rPr>
+              <w:t>Padam</w:t>
             </w:r>
             <w:r>
               <w:rPr>
@@ -1722,9 +1975,17 @@
                 <w:b/>
                 <w:sz w:val="28"/>
                 <w:szCs w:val="28"/>
-                <w:lang w:val="en-IN"/>
-              </w:rPr>
-              <w:t>6</w:t>
+              </w:rPr>
+              <w:t xml:space="preserve"> No. – </w:t>
+            </w:r>
+            <w:r>
+              <w:rPr>
+                <w:rFonts w:cs="Arial"/>
+                <w:b/>
+                <w:sz w:val="28"/>
+                <w:szCs w:val="28"/>
+              </w:rPr>
+              <w:t>1</w:t>
             </w:r>
           </w:p>
           <w:p>
@@ -1739,7 +2000,6 @@
                 <w:b/>
                 <w:sz w:val="28"/>
                 <w:szCs w:val="28"/>
-                <w:lang w:val="en-IN"/>
               </w:rPr>
             </w:pPr>
             <w:r>
@@ -1748,9 +2008,8 @@
                 <w:b/>
                 <w:sz w:val="28"/>
                 <w:szCs w:val="28"/>
-                <w:lang w:val="en-IN"/>
-              </w:rPr>
-              <w:t>Panchaati No. - 5</w:t>
+              </w:rPr>
+              <w:t xml:space="preserve">Panchaati No. </w:t>
             </w:r>
             <w:r>
               <w:rPr>
@@ -1758,9 +2017,8 @@
                 <w:b/>
                 <w:sz w:val="28"/>
                 <w:szCs w:val="28"/>
-                <w:lang w:val="en-IN"/>
-              </w:rPr>
-              <w:t>1</w:t>
+              </w:rPr>
+              <w:t>- 46</w:t>
             </w:r>
           </w:p>
         </w:tc>
@@ -1790,46 +2048,100 @@
             </w:pPr>
             <w:r>
               <w:rPr>
-                <w:rFonts w:ascii="Latha" w:hAnsi="Latha" w:cs="Latha" w:hint="cs"/>
-                <w:sz w:val="28"/>
-                <w:szCs w:val="28"/>
-                <w:cs/>
-                <w:lang w:bidi="ta-IN"/>
-              </w:rPr>
-              <w:t>தேஜோ</w:t>
-            </w:r>
-            <w:r>
-              <w:rPr>
-                <w:rFonts w:ascii="BRH Tamil Tab Extra" w:hAnsi="BRH Tamil Tab Extra"/>
-                <w:b/>
-                <w:sz w:val="36"/>
-                <w:szCs w:val="28"/>
-              </w:rPr>
-              <w:t>†</w:t>
-            </w:r>
-            <w:r>
-              <w:rPr>
-                <w:rFonts w:ascii="BRH Devanagari Extra" w:hAnsi="BRH Devanagari Extra"/>
-                <w:b/>
-                <w:sz w:val="36"/>
-                <w:szCs w:val="28"/>
-              </w:rPr>
-              <w:t>Å</w:t>
-            </w:r>
-            <w:r>
-              <w:rPr>
-                <w:rFonts w:ascii="Latha" w:hAnsi="Latha" w:cs="Latha" w:hint="cs"/>
+                <w:rFonts w:ascii="Latha" w:hAnsi="Latha" w:cs="Latha"/>
                 <w:sz w:val="28"/>
                 <w:szCs w:val="28"/>
                 <w:highlight w:val="yellow"/>
                 <w:cs/>
                 <w:lang w:bidi="ta-IN"/>
               </w:rPr>
-              <w:t>ஸி</w:t>
-            </w:r>
-            <w:r>
-              <w:rPr>
-                <w:rFonts w:ascii="Mangal" w:hAnsi="Mangal" w:hint="cs"/>
+              <w:t>த</w:t>
+            </w:r>
+            <w:r>
+              <w:rPr>
+                <w:rFonts w:ascii="BRH Tamil Tab Extra" w:hAnsi="BRH Tamil Tab Extra" w:cs="Latha"/>
+                <w:b/>
+                <w:sz w:val="36"/>
+                <w:szCs w:val="28"/>
+                <w:highlight w:val="yellow"/>
+              </w:rPr>
+              <w:t>…</w:t>
+            </w:r>
+            <w:r>
+              <w:rPr>
+                <w:rFonts w:ascii="Latha" w:hAnsi="Latha" w:cs="Latha"/>
+                <w:b/>
+                <w:bCs/>
+                <w:position w:val="-12"/>
+                <w:sz w:val="28"/>
+                <w:szCs w:val="28"/>
+                <w:cs/>
+                <w:lang w:bidi="ta-IN"/>
+              </w:rPr>
+              <w:t>4</w:t>
+            </w:r>
+            <w:r>
+              <w:rPr>
+                <w:rFonts w:ascii="Latha" w:hAnsi="Latha" w:cs="Latha"/>
+                <w:sz w:val="28"/>
+                <w:szCs w:val="28"/>
+                <w:cs/>
+                <w:lang w:bidi="ta-IN"/>
+              </w:rPr>
+              <w:t xml:space="preserve">தா </w:t>
+            </w:r>
+            <w:r>
+              <w:rPr>
+                <w:rFonts w:ascii="Latha" w:hAnsi="Latha" w:cs="Latha"/>
+                <w:sz w:val="28"/>
+                <w:szCs w:val="28"/>
+              </w:rPr>
+              <w:t xml:space="preserve">| </w:t>
+            </w:r>
+            <w:r>
+              <w:rPr>
+                <w:rFonts w:ascii="Latha" w:hAnsi="Latha" w:cs="Latha"/>
+                <w:sz w:val="28"/>
+                <w:szCs w:val="28"/>
+                <w:cs/>
+                <w:lang w:bidi="ta-IN"/>
+              </w:rPr>
+              <w:t>ரா</w:t>
+            </w:r>
+            <w:r>
+              <w:rPr>
+                <w:rFonts w:ascii="BRH Tamil Tab Extra" w:hAnsi="BRH Tamil Tab Extra" w:cs="Latha"/>
+                <w:b/>
+                <w:sz w:val="36"/>
+                <w:szCs w:val="28"/>
+              </w:rPr>
+              <w:t>…</w:t>
+            </w:r>
+            <w:r>
+              <w:rPr>
+                <w:rFonts w:ascii="Latha" w:hAnsi="Latha" w:cs="Latha"/>
+                <w:sz w:val="28"/>
+                <w:szCs w:val="28"/>
+                <w:cs/>
+                <w:lang w:bidi="ta-IN"/>
+              </w:rPr>
+              <w:t>தி</w:t>
+            </w:r>
+            <w:r>
+              <w:rPr>
+                <w:rFonts w:ascii="Latha" w:hAnsi="Latha" w:cs="Latha"/>
+                <w:b/>
+                <w:bCs/>
+                <w:sz w:val="32"/>
+                <w:szCs w:val="32"/>
+                <w:cs/>
+                <w:lang w:bidi="ta-IN"/>
+              </w:rPr>
+              <w:t>:</w:t>
+            </w:r>
+            <w:r>
+              <w:rPr>
+                <w:rFonts w:ascii="Latha" w:hAnsi="Latha" w:cs="Latha"/>
                 <w:sz w:val="28"/>
                 <w:szCs w:val="28"/>
                 <w:cs/>
@@ -1839,39 +2151,11 @@
             </w:r>
             <w:r>
               <w:rPr>
-                <w:rFonts w:ascii="Latha" w:hAnsi="Latha" w:cs="Latha" w:hint="cs"/>
-                <w:sz w:val="28"/>
-                <w:szCs w:val="28"/>
-                <w:cs/>
-                <w:lang w:bidi="ta-IN"/>
-              </w:rPr>
-              <w:t>தேஜோ</w:t>
-            </w:r>
-            <w:r>
-              <w:rPr>
-                <w:rFonts w:ascii="BRH Tamil Tab Extra" w:hAnsi="BRH Tamil Tab Extra"/>
-                <w:b/>
-                <w:sz w:val="36"/>
-                <w:szCs w:val="28"/>
-              </w:rPr>
-              <w:t>…</w:t>
-            </w:r>
-            <w:r>
-              <w:rPr>
-                <w:sz w:val="28"/>
-                <w:szCs w:val="28"/>
-              </w:rPr>
-              <w:t xml:space="preserve"> </w:t>
-            </w:r>
-            <w:r>
-              <w:rPr>
-                <w:rFonts w:ascii="Latha" w:hAnsi="Latha" w:cs="Latha" w:hint="cs"/>
-                <w:sz w:val="28"/>
-                <w:szCs w:val="28"/>
-                <w:cs/>
-                <w:lang w:bidi="ta-IN"/>
-              </w:rPr>
-              <w:t>மயி</w:t>
+                <w:rFonts w:ascii="Latha" w:hAnsi="Latha" w:cs="Latha"/>
+                <w:sz w:val="28"/>
+                <w:szCs w:val="28"/>
+              </w:rPr>
+              <w:t>|</w:t>
             </w:r>
           </w:p>
         </w:tc>
@@ -1895,101 +2179,129 @@
                 <w:lang w:val="en-IN" w:eastAsia="en-IN"/>
               </w:rPr>
             </w:pPr>
-            <w:r>
-              <w:rPr>
-                <w:rFonts w:ascii="Latha" w:hAnsi="Latha" w:cs="Latha" w:hint="cs"/>
-                <w:sz w:val="28"/>
-                <w:szCs w:val="28"/>
-                <w:cs/>
-                <w:lang w:bidi="ta-IN"/>
-              </w:rPr>
-              <w:t>தேஜோ</w:t>
-            </w:r>
+            <w:bookmarkStart w:id="1" w:name="_Hlk120467015"/>
+            <w:r>
+              <w:rPr>
+                <w:rFonts w:ascii="Latha" w:hAnsi="Latha" w:cs="Latha" w:hint="cs"/>
+                <w:sz w:val="28"/>
+                <w:szCs w:val="28"/>
+                <w:highlight w:val="green"/>
+                <w:cs/>
+                <w:lang w:bidi="ta-IN"/>
+              </w:rPr>
+              <w:t>தா</w:t>
+            </w:r>
+            <w:bookmarkEnd w:id="1"/>
             <w:r>
               <w:rPr>
                 <w:rFonts w:ascii="BRH Tamil Tab Extra" w:hAnsi="BRH Tamil Tab Extra"/>
                 <w:b/>
                 <w:sz w:val="36"/>
                 <w:szCs w:val="28"/>
-              </w:rPr>
-              <w:t>†</w:t>
-            </w:r>
-            <w:r>
-              <w:rPr>
-                <w:rFonts w:ascii="BRH Devanagari Extra" w:hAnsi="BRH Devanagari Extra"/>
-                <w:b/>
-                <w:sz w:val="36"/>
-                <w:szCs w:val="28"/>
-              </w:rPr>
-              <w:t>Å</w:t>
-            </w:r>
-            <w:r>
-              <w:rPr>
-                <w:rFonts w:ascii="Latha" w:hAnsi="Latha" w:cs="Latha" w:hint="cs"/>
-                <w:sz w:val="28"/>
-                <w:szCs w:val="28"/>
                 <w:highlight w:val="green"/>
-                <w:cs/>
-                <w:lang w:bidi="ta-IN"/>
-              </w:rPr>
-              <w:t>ஸி</w:t>
-            </w:r>
-            <w:r>
-              <w:rPr>
-                <w:rFonts w:ascii="BRH Tamil Tab Extra" w:hAnsi="BRH Tamil Tab Extra"/>
-                <w:b/>
-                <w:sz w:val="36"/>
-                <w:szCs w:val="28"/>
               </w:rPr>
               <w:t>…</w:t>
             </w:r>
             <w:r>
               <w:rPr>
-                <w:rFonts w:ascii="Mangal" w:hAnsi="Mangal" w:hint="cs"/>
-                <w:sz w:val="28"/>
-                <w:szCs w:val="28"/>
-                <w:cs/>
-                <w:lang w:bidi="ta-IN"/>
+                <w:rFonts w:ascii="Latha" w:hAnsi="Latha" w:cs="Latha" w:hint="cs"/>
+                <w:b/>
+                <w:bCs/>
+                <w:position w:val="-12"/>
+                <w:sz w:val="28"/>
+                <w:szCs w:val="28"/>
+                <w:cs/>
+                <w:lang w:bidi="ta-IN"/>
+              </w:rPr>
+              <w:t>4</w:t>
+            </w:r>
+            <w:r>
+              <w:rPr>
+                <w:rFonts w:ascii="Latha" w:hAnsi="Latha" w:cs="Latha" w:hint="cs"/>
+                <w:sz w:val="28"/>
+                <w:szCs w:val="28"/>
+                <w:cs/>
+                <w:lang w:bidi="ta-IN"/>
+              </w:rPr>
+              <w:t>தா</w:t>
+            </w:r>
+            <w:r>
+              <w:rPr>
+                <w:rFonts w:ascii="BRH Malayalam Extra" w:hAnsi="BRH Malayalam Extra" w:cs="BRH Malayalam Extra"/>
+                <w:sz w:val="40"/>
+                <w:szCs w:val="40"/>
+                <w:lang w:val="en-IN" w:eastAsia="en-IN"/>
               </w:rPr>
               <w:t xml:space="preserve"> </w:t>
             </w:r>
             <w:r>
               <w:rPr>
-                <w:rFonts w:ascii="Latha" w:hAnsi="Latha" w:cs="Latha" w:hint="cs"/>
-                <w:sz w:val="28"/>
-                <w:szCs w:val="28"/>
-                <w:cs/>
-                <w:lang w:bidi="ta-IN"/>
-              </w:rPr>
-              <w:t>தேஜோ</w:t>
-            </w:r>
-            <w:bookmarkStart w:id="0" w:name="_Hlk151722491"/>
-            <w:r>
-              <w:rPr>
-                <w:rFonts w:ascii="BRH Tamil Tab Extra" w:hAnsi="BRH Tamil Tab Extra"/>
+                <w:rFonts w:ascii="BRH Malayalam Extra" w:hAnsi="BRH Malayalam Extra" w:cs="BRH Malayalam Extra"/>
+                <w:sz w:val="40"/>
+                <w:szCs w:val="40"/>
+                <w:lang w:val="en-IN" w:eastAsia="en-IN"/>
+              </w:rPr>
+              <w:t xml:space="preserve">| </w:t>
+            </w:r>
+            <w:r>
+              <w:rPr>
+                <w:rFonts w:ascii="Latha" w:hAnsi="Latha" w:cs="Latha"/>
+                <w:sz w:val="28"/>
+                <w:szCs w:val="28"/>
+                <w:cs/>
+                <w:lang w:bidi="ta-IN"/>
+              </w:rPr>
+              <w:t>ரா</w:t>
+            </w:r>
+            <w:r>
+              <w:rPr>
+                <w:rFonts w:ascii="BRH Tamil Tab Extra" w:hAnsi="BRH Tamil Tab Extra" w:cs="Latha"/>
                 <w:b/>
                 <w:sz w:val="36"/>
                 <w:szCs w:val="28"/>
               </w:rPr>
               <w:t>…</w:t>
             </w:r>
-            <w:bookmarkEnd w:id="0"/>
-            <w:r>
-              <w:rPr>
-                <w:sz w:val="28"/>
-                <w:szCs w:val="28"/>
+            <w:r>
+              <w:rPr>
+                <w:rFonts w:ascii="Latha" w:hAnsi="Latha" w:cs="Latha"/>
+                <w:sz w:val="28"/>
+                <w:szCs w:val="28"/>
+                <w:cs/>
+                <w:lang w:bidi="ta-IN"/>
+              </w:rPr>
+              <w:t>தி</w:t>
+            </w:r>
+            <w:r>
+              <w:rPr>
+                <w:rFonts w:ascii="Latha" w:hAnsi="Latha" w:cs="Latha"/>
+                <w:b/>
+                <w:bCs/>
+                <w:sz w:val="32"/>
+                <w:szCs w:val="32"/>
+                <w:cs/>
+                <w:lang w:bidi="ta-IN"/>
+              </w:rPr>
+              <w:t>:</w:t>
+            </w:r>
+            <w:r>
+              <w:rPr>
+                <w:rFonts w:ascii="Latha" w:hAnsi="Latha" w:cs="Latha"/>
+                <w:sz w:val="28"/>
+                <w:szCs w:val="28"/>
+                <w:cs/>
+                <w:lang w:bidi="ta-IN"/>
               </w:rPr>
               <w:t xml:space="preserve"> </w:t>
             </w:r>
             <w:r>
               <w:rPr>
-                <w:rFonts w:ascii="Latha" w:hAnsi="Latha" w:cs="Latha" w:hint="cs"/>
-                <w:sz w:val="28"/>
-                <w:szCs w:val="28"/>
-                <w:cs/>
-                <w:lang w:bidi="ta-IN"/>
-              </w:rPr>
-              <w:t>மயி</w:t>
+                <w:rFonts w:ascii="BRH Malayalam Extra" w:hAnsi="BRH Malayalam Extra" w:cs="BRH Malayalam Extra"/>
+                <w:sz w:val="40"/>
+                <w:szCs w:val="40"/>
+                <w:lang w:val="en-IN" w:eastAsia="en-IN"/>
+              </w:rPr>
+              <w:t>|</w:t>
             </w:r>
           </w:p>
         </w:tc>
@@ -2007,19 +2319,6 @@
           <w:u w:val="single"/>
         </w:rPr>
       </w:pPr>
-    </w:p>
-    <w:p>
-      <w:pPr>
-        <w:spacing w:before="0" w:line="240" w:lineRule="auto"/>
-        <w:jc w:val="center"/>
-        <w:rPr>
-          <w:b/>
-          <w:bCs/>
-          <w:sz w:val="32"/>
-          <w:szCs w:val="32"/>
-          <w:u w:val="single"/>
-        </w:rPr>
-      </w:pPr>
       <w:r>
         <w:rPr>
           <w:b/>
@@ -2028,87 +2327,7 @@
           <w:szCs w:val="32"/>
           <w:u w:val="single"/>
         </w:rPr>
-        <w:t xml:space="preserve">TS Pada Paatam </w:t>
-      </w:r>
-      <w:r>
-        <w:rPr>
-          <w:b/>
-          <w:bCs/>
-          <w:sz w:val="32"/>
-          <w:szCs w:val="32"/>
-          <w:u w:val="single"/>
-        </w:rPr>
-        <w:t>– TS 1</w:t>
-      </w:r>
-      <w:r>
-        <w:rPr>
-          <w:b/>
-          <w:bCs/>
-          <w:sz w:val="32"/>
-          <w:szCs w:val="32"/>
-          <w:u w:val="single"/>
-        </w:rPr>
-        <w:t>.4</w:t>
-      </w:r>
-      <w:r>
-        <w:rPr>
-          <w:b/>
-          <w:bCs/>
-          <w:sz w:val="32"/>
-          <w:szCs w:val="32"/>
-          <w:u w:val="single"/>
-        </w:rPr>
-        <w:t xml:space="preserve"> </w:t>
-      </w:r>
-      <w:r>
-        <w:rPr>
-          <w:b/>
-          <w:bCs/>
-          <w:sz w:val="32"/>
-          <w:szCs w:val="32"/>
-          <w:u w:val="single"/>
-        </w:rPr>
-        <w:t>Tamil</w:t>
-      </w:r>
-      <w:r>
-        <w:rPr>
-          <w:b/>
-          <w:bCs/>
-          <w:sz w:val="32"/>
-          <w:szCs w:val="32"/>
-          <w:u w:val="single"/>
-        </w:rPr>
-        <w:t xml:space="preserve"> Corrections –</w:t>
-      </w:r>
-      <w:r>
-        <w:rPr>
-          <w:b/>
-          <w:bCs/>
-          <w:sz w:val="32"/>
-          <w:szCs w:val="32"/>
-          <w:u w:val="single"/>
-        </w:rPr>
-        <w:t xml:space="preserve"> </w:t>
-      </w:r>
-      <w:r>
-        <w:rPr>
-          <w:b/>
-          <w:bCs/>
-          <w:sz w:val="32"/>
-          <w:szCs w:val="32"/>
-          <w:u w:val="single"/>
-        </w:rPr>
-        <w:t xml:space="preserve">Observed till </w:t>
-      </w:r>
-      <w:r>
-        <w:rPr>
-          <w:b/>
-          <w:bCs/>
-          <w:sz w:val="32"/>
-          <w:szCs w:val="32"/>
-          <w:u w:val="single"/>
-        </w:rPr>
-        <w:t>31st Oct 2023</w:t>
+        <w:t>===============</w:t>
       </w:r>
     </w:p>
     <w:p>
@@ -2117,13 +2336,140 @@
         <w:jc w:val="center"/>
         <w:rPr>
           <w:b/>
-          <w:szCs w:val="24"/>
+          <w:bCs/>
+          <w:sz w:val="32"/>
+          <w:szCs w:val="32"/>
+          <w:u w:val="single"/>
         </w:rPr>
       </w:pPr>
       <w:r>
         <w:rPr>
           <w:b/>
-          <w:szCs w:val="24"/>
+          <w:bCs/>
+          <w:sz w:val="32"/>
+          <w:szCs w:val="32"/>
+          <w:u w:val="single"/>
+        </w:rPr>
+        <w:lastRenderedPageBreak/>
+        <w:t xml:space="preserve">TS Pada Paatam </w:t>
+      </w:r>
+      <w:r>
+        <w:rPr>
+          <w:b/>
+          <w:bCs/>
+          <w:sz w:val="32"/>
+          <w:szCs w:val="32"/>
+          <w:u w:val="single"/>
+        </w:rPr>
+        <w:t>– TS 1</w:t>
+      </w:r>
+      <w:r>
+        <w:rPr>
+          <w:b/>
+          <w:bCs/>
+          <w:sz w:val="32"/>
+          <w:szCs w:val="32"/>
+          <w:u w:val="single"/>
+        </w:rPr>
+        <w:t>.4</w:t>
+      </w:r>
+      <w:r>
+        <w:rPr>
+          <w:b/>
+          <w:bCs/>
+          <w:sz w:val="32"/>
+          <w:szCs w:val="32"/>
+          <w:u w:val="single"/>
+        </w:rPr>
+        <w:t xml:space="preserve"> </w:t>
+      </w:r>
+      <w:r>
+        <w:rPr>
+          <w:b/>
+          <w:bCs/>
+          <w:sz w:val="32"/>
+          <w:szCs w:val="32"/>
+          <w:u w:val="single"/>
+        </w:rPr>
+        <w:t>Tamil</w:t>
+      </w:r>
+      <w:r>
+        <w:rPr>
+          <w:b/>
+          <w:bCs/>
+          <w:sz w:val="32"/>
+          <w:szCs w:val="32"/>
+          <w:u w:val="single"/>
+        </w:rPr>
+        <w:t xml:space="preserve"> Corrections –</w:t>
+      </w:r>
+      <w:r>
+        <w:rPr>
+          <w:b/>
+          <w:bCs/>
+          <w:sz w:val="32"/>
+          <w:szCs w:val="32"/>
+          <w:u w:val="single"/>
+        </w:rPr>
+        <w:t xml:space="preserve"> </w:t>
+      </w:r>
+      <w:r>
+        <w:rPr>
+          <w:b/>
+          <w:bCs/>
+          <w:sz w:val="32"/>
+          <w:szCs w:val="32"/>
+          <w:u w:val="single"/>
+        </w:rPr>
+        <w:t xml:space="preserve">Observed till </w:t>
+      </w:r>
+      <w:r>
+        <w:rPr>
+          <w:b/>
+          <w:bCs/>
+          <w:sz w:val="32"/>
+          <w:szCs w:val="32"/>
+          <w:u w:val="single"/>
+        </w:rPr>
+        <w:t>31</w:t>
+      </w:r>
+      <w:r>
+        <w:rPr>
+          <w:b/>
+          <w:bCs/>
+          <w:sz w:val="32"/>
+          <w:szCs w:val="32"/>
+          <w:u w:val="single"/>
+          <w:vertAlign w:val="superscript"/>
+        </w:rPr>
+        <w:t>st</w:t>
+      </w:r>
+      <w:r>
+        <w:rPr>
+          <w:b/>
+          <w:bCs/>
+          <w:sz w:val="32"/>
+          <w:szCs w:val="32"/>
+          <w:u w:val="single"/>
+        </w:rPr>
+        <w:t xml:space="preserve"> August 2022</w:t>
+      </w:r>
+    </w:p>
+    <w:p>
+      <w:pPr>
+        <w:spacing w:before="0" w:line="240" w:lineRule="auto"/>
+        <w:jc w:val="center"/>
+        <w:rPr>
+          <w:b/>
+          <w:sz w:val="28"/>
+          <w:szCs w:val="28"/>
+        </w:rPr>
+      </w:pPr>
+      <w:r>
+        <w:rPr>
+          <w:b/>
+          <w:sz w:val="28"/>
+          <w:szCs w:val="28"/>
         </w:rPr>
         <w:t>(ignore those which are already incorporated in your book’s version and date)</w:t>
       </w:r>
@@ -2322,748 +2668,6 @@
                 <w:sz w:val="28"/>
                 <w:szCs w:val="28"/>
               </w:rPr>
-              <w:t xml:space="preserve">44.1 </w:t>
-            </w:r>
-            <w:r>
-              <w:rPr>
-                <w:rFonts w:cs="Arial"/>
-                <w:b/>
-                <w:sz w:val="28"/>
-                <w:szCs w:val="28"/>
-              </w:rPr>
-              <w:t xml:space="preserve">– </w:t>
-            </w:r>
-            <w:r>
-              <w:rPr>
-                <w:rFonts w:cs="Arial"/>
-                <w:b/>
-                <w:sz w:val="28"/>
-                <w:szCs w:val="28"/>
-              </w:rPr>
-              <w:t>Padam</w:t>
-            </w:r>
-          </w:p>
-          <w:p>
-            <w:pPr>
-              <w:widowControl w:val="0"/>
-              <w:autoSpaceDE w:val="0"/>
-              <w:autoSpaceDN w:val="0"/>
-              <w:adjustRightInd w:val="0"/>
-              <w:spacing w:before="0" w:line="240" w:lineRule="auto"/>
-              <w:rPr>
-                <w:rFonts w:cs="Arial"/>
-                <w:b/>
-                <w:sz w:val="28"/>
-                <w:szCs w:val="28"/>
-              </w:rPr>
-            </w:pPr>
-            <w:r>
-              <w:rPr>
-                <w:rFonts w:cs="Arial"/>
-                <w:b/>
-                <w:sz w:val="28"/>
-                <w:szCs w:val="28"/>
-              </w:rPr>
-              <w:t>Padam</w:t>
-            </w:r>
-            <w:r>
-              <w:rPr>
-                <w:rFonts w:cs="Arial"/>
-                <w:b/>
-                <w:sz w:val="28"/>
-                <w:szCs w:val="28"/>
-              </w:rPr>
-              <w:t xml:space="preserve"> No. – </w:t>
-            </w:r>
-            <w:r>
-              <w:rPr>
-                <w:rFonts w:cs="Arial"/>
-                <w:b/>
-                <w:sz w:val="28"/>
-                <w:szCs w:val="28"/>
-              </w:rPr>
-              <w:t>1</w:t>
-            </w:r>
-          </w:p>
-          <w:p>
-            <w:pPr>
-              <w:widowControl w:val="0"/>
-              <w:autoSpaceDE w:val="0"/>
-              <w:autoSpaceDN w:val="0"/>
-              <w:adjustRightInd w:val="0"/>
-              <w:spacing w:before="0" w:line="240" w:lineRule="auto"/>
-              <w:rPr>
-                <w:rFonts w:cs="Arial"/>
-                <w:b/>
-                <w:sz w:val="28"/>
-                <w:szCs w:val="28"/>
-              </w:rPr>
-            </w:pPr>
-            <w:r>
-              <w:rPr>
-                <w:rFonts w:cs="Arial"/>
-                <w:b/>
-                <w:sz w:val="28"/>
-                <w:szCs w:val="28"/>
-              </w:rPr>
-              <w:t xml:space="preserve">Panchaati No. </w:t>
-            </w:r>
-            <w:r>
-              <w:rPr>
-                <w:rFonts w:cs="Arial"/>
-                <w:b/>
-                <w:sz w:val="28"/>
-                <w:szCs w:val="28"/>
-              </w:rPr>
-              <w:t>- 46</w:t>
-            </w:r>
-          </w:p>
-        </w:tc>
-        <w:tc>
-          <w:tcPr>
-            <w:tcW w:w="5162" w:type="dxa"/>
-            <w:tcBorders>
-              <w:top w:val="single" w:sz="4" w:space="0" w:color="000000"/>
-              <w:left w:val="single" w:sz="4" w:space="0" w:color="000000"/>
-              <w:bottom w:val="single" w:sz="4" w:space="0" w:color="000000"/>
-              <w:right w:val="single" w:sz="4" w:space="0" w:color="000000"/>
-            </w:tcBorders>
-          </w:tcPr>
-          <w:p>
-            <w:pPr>
-              <w:widowControl w:val="0"/>
-              <w:autoSpaceDE w:val="0"/>
-              <w:autoSpaceDN w:val="0"/>
-              <w:adjustRightInd w:val="0"/>
-              <w:spacing w:before="0" w:line="240" w:lineRule="auto"/>
-              <w:rPr>
-                <w:rFonts w:ascii="BRH Malayalam Extra" w:hAnsi="BRH Malayalam Extra" w:cs="BRH Malayalam Extra"/>
-                <w:sz w:val="40"/>
-                <w:szCs w:val="40"/>
-                <w:lang w:val="en-IN" w:eastAsia="en-IN"/>
-              </w:rPr>
-            </w:pPr>
-            <w:r>
-              <w:rPr>
-                <w:rFonts w:ascii="Latha" w:hAnsi="Latha" w:cs="Latha"/>
-                <w:sz w:val="28"/>
-                <w:szCs w:val="28"/>
-                <w:highlight w:val="yellow"/>
-                <w:cs/>
-                <w:lang w:bidi="ta-IN"/>
-              </w:rPr>
-              <w:t>த</w:t>
-            </w:r>
-            <w:r>
-              <w:rPr>
-                <w:rFonts w:ascii="BRH Tamil Tab Extra" w:hAnsi="BRH Tamil Tab Extra" w:cs="Latha"/>
-                <w:b/>
-                <w:sz w:val="36"/>
-                <w:szCs w:val="28"/>
-                <w:highlight w:val="yellow"/>
-              </w:rPr>
-              <w:t>…</w:t>
-            </w:r>
-            <w:r>
-              <w:rPr>
-                <w:rFonts w:ascii="Latha" w:hAnsi="Latha" w:cs="Latha"/>
-                <w:b/>
-                <w:bCs/>
-                <w:position w:val="-12"/>
-                <w:sz w:val="28"/>
-                <w:szCs w:val="28"/>
-                <w:cs/>
-                <w:lang w:bidi="ta-IN"/>
-              </w:rPr>
-              <w:t>4</w:t>
-            </w:r>
-            <w:r>
-              <w:rPr>
-                <w:rFonts w:ascii="Latha" w:hAnsi="Latha" w:cs="Latha"/>
-                <w:sz w:val="28"/>
-                <w:szCs w:val="28"/>
-                <w:cs/>
-                <w:lang w:bidi="ta-IN"/>
-              </w:rPr>
-              <w:t xml:space="preserve">தா </w:t>
-            </w:r>
-            <w:r>
-              <w:rPr>
-                <w:rFonts w:ascii="Latha" w:hAnsi="Latha" w:cs="Latha"/>
-                <w:sz w:val="28"/>
-                <w:szCs w:val="28"/>
-              </w:rPr>
-              <w:t xml:space="preserve">| </w:t>
-            </w:r>
-            <w:r>
-              <w:rPr>
-                <w:rFonts w:ascii="Latha" w:hAnsi="Latha" w:cs="Latha"/>
-                <w:sz w:val="28"/>
-                <w:szCs w:val="28"/>
-                <w:cs/>
-                <w:lang w:bidi="ta-IN"/>
-              </w:rPr>
-              <w:t>ரா</w:t>
-            </w:r>
-            <w:r>
-              <w:rPr>
-                <w:rFonts w:ascii="BRH Tamil Tab Extra" w:hAnsi="BRH Tamil Tab Extra" w:cs="Latha"/>
-                <w:b/>
-                <w:sz w:val="36"/>
-                <w:szCs w:val="28"/>
-              </w:rPr>
-              <w:t>…</w:t>
-            </w:r>
-            <w:r>
-              <w:rPr>
-                <w:rFonts w:ascii="Latha" w:hAnsi="Latha" w:cs="Latha"/>
-                <w:sz w:val="28"/>
-                <w:szCs w:val="28"/>
-                <w:cs/>
-                <w:lang w:bidi="ta-IN"/>
-              </w:rPr>
-              <w:t>தி</w:t>
-            </w:r>
-            <w:r>
-              <w:rPr>
-                <w:rFonts w:ascii="Latha" w:hAnsi="Latha" w:cs="Latha"/>
-                <w:b/>
-                <w:bCs/>
-                <w:sz w:val="32"/>
-                <w:szCs w:val="32"/>
-                <w:cs/>
-                <w:lang w:bidi="ta-IN"/>
-              </w:rPr>
-              <w:t>:</w:t>
-            </w:r>
-            <w:r>
-              <w:rPr>
-                <w:rFonts w:ascii="Latha" w:hAnsi="Latha" w:cs="Latha"/>
-                <w:sz w:val="28"/>
-                <w:szCs w:val="28"/>
-                <w:cs/>
-                <w:lang w:bidi="ta-IN"/>
-              </w:rPr>
-              <w:t xml:space="preserve"> </w:t>
-            </w:r>
-            <w:r>
-              <w:rPr>
-                <w:rFonts w:ascii="Latha" w:hAnsi="Latha" w:cs="Latha"/>
-                <w:sz w:val="28"/>
-                <w:szCs w:val="28"/>
-              </w:rPr>
-              <w:t>|</w:t>
-            </w:r>
-          </w:p>
-        </w:tc>
-        <w:tc>
-          <w:tcPr>
-            <w:tcW w:w="5103" w:type="dxa"/>
-            <w:tcBorders>
-              <w:top w:val="single" w:sz="4" w:space="0" w:color="000000"/>
-              <w:left w:val="single" w:sz="4" w:space="0" w:color="000000"/>
-              <w:bottom w:val="single" w:sz="4" w:space="0" w:color="000000"/>
-              <w:right w:val="single" w:sz="4" w:space="0" w:color="000000"/>
-            </w:tcBorders>
-          </w:tcPr>
-          <w:p>
-            <w:pPr>
-              <w:spacing w:before="0" w:line="240" w:lineRule="auto"/>
-              <w:rPr>
-                <w:rFonts w:ascii="BRH Malayalam Extra" w:hAnsi="BRH Malayalam Extra" w:cs="BRH Malayalam Extra"/>
-                <w:sz w:val="40"/>
-                <w:szCs w:val="40"/>
-                <w:lang w:val="en-IN" w:eastAsia="en-IN"/>
-              </w:rPr>
-            </w:pPr>
-            <w:bookmarkStart w:id="1" w:name="_Hlk120467015"/>
-            <w:r>
-              <w:rPr>
-                <w:rFonts w:ascii="Latha" w:hAnsi="Latha" w:cs="Latha" w:hint="cs"/>
-                <w:sz w:val="28"/>
-                <w:szCs w:val="28"/>
-                <w:highlight w:val="green"/>
-                <w:cs/>
-                <w:lang w:bidi="ta-IN"/>
-              </w:rPr>
-              <w:t>தா</w:t>
-            </w:r>
-            <w:bookmarkEnd w:id="1"/>
-            <w:r>
-              <w:rPr>
-                <w:rFonts w:ascii="BRH Tamil Tab Extra" w:hAnsi="BRH Tamil Tab Extra"/>
-                <w:b/>
-                <w:sz w:val="36"/>
-                <w:szCs w:val="28"/>
-                <w:highlight w:val="green"/>
-              </w:rPr>
-              <w:t>…</w:t>
-            </w:r>
-            <w:r>
-              <w:rPr>
-                <w:rFonts w:ascii="Latha" w:hAnsi="Latha" w:cs="Latha" w:hint="cs"/>
-                <w:b/>
-                <w:bCs/>
-                <w:position w:val="-12"/>
-                <w:sz w:val="28"/>
-                <w:szCs w:val="28"/>
-                <w:cs/>
-                <w:lang w:bidi="ta-IN"/>
-              </w:rPr>
-              <w:t>4</w:t>
-            </w:r>
-            <w:r>
-              <w:rPr>
-                <w:rFonts w:ascii="Latha" w:hAnsi="Latha" w:cs="Latha" w:hint="cs"/>
-                <w:sz w:val="28"/>
-                <w:szCs w:val="28"/>
-                <w:cs/>
-                <w:lang w:bidi="ta-IN"/>
-              </w:rPr>
-              <w:t>தா</w:t>
-            </w:r>
-            <w:r>
-              <w:rPr>
-                <w:rFonts w:ascii="BRH Malayalam Extra" w:hAnsi="BRH Malayalam Extra" w:cs="BRH Malayalam Extra"/>
-                <w:sz w:val="40"/>
-                <w:szCs w:val="40"/>
-                <w:lang w:val="en-IN" w:eastAsia="en-IN"/>
-              </w:rPr>
-              <w:t xml:space="preserve"> </w:t>
-            </w:r>
-            <w:r>
-              <w:rPr>
-                <w:rFonts w:ascii="BRH Malayalam Extra" w:hAnsi="BRH Malayalam Extra" w:cs="BRH Malayalam Extra"/>
-                <w:sz w:val="40"/>
-                <w:szCs w:val="40"/>
-                <w:lang w:val="en-IN" w:eastAsia="en-IN"/>
-              </w:rPr>
-              <w:t xml:space="preserve">| </w:t>
-            </w:r>
-            <w:r>
-              <w:rPr>
-                <w:rFonts w:ascii="Latha" w:hAnsi="Latha" w:cs="Latha"/>
-                <w:sz w:val="28"/>
-                <w:szCs w:val="28"/>
-                <w:cs/>
-                <w:lang w:bidi="ta-IN"/>
-              </w:rPr>
-              <w:t>ரா</w:t>
-            </w:r>
-            <w:r>
-              <w:rPr>
-                <w:rFonts w:ascii="BRH Tamil Tab Extra" w:hAnsi="BRH Tamil Tab Extra" w:cs="Latha"/>
-                <w:b/>
-                <w:sz w:val="36"/>
-                <w:szCs w:val="28"/>
-              </w:rPr>
-              <w:t>…</w:t>
-            </w:r>
-            <w:r>
-              <w:rPr>
-                <w:rFonts w:ascii="Latha" w:hAnsi="Latha" w:cs="Latha"/>
-                <w:sz w:val="28"/>
-                <w:szCs w:val="28"/>
-                <w:cs/>
-                <w:lang w:bidi="ta-IN"/>
-              </w:rPr>
-              <w:t>தி</w:t>
-            </w:r>
-            <w:r>
-              <w:rPr>
-                <w:rFonts w:ascii="Latha" w:hAnsi="Latha" w:cs="Latha"/>
-                <w:b/>
-                <w:bCs/>
-                <w:sz w:val="32"/>
-                <w:szCs w:val="32"/>
-                <w:cs/>
-                <w:lang w:bidi="ta-IN"/>
-              </w:rPr>
-              <w:t>:</w:t>
-            </w:r>
-            <w:r>
-              <w:rPr>
-                <w:rFonts w:ascii="Latha" w:hAnsi="Latha" w:cs="Latha"/>
-                <w:sz w:val="28"/>
-                <w:szCs w:val="28"/>
-                <w:cs/>
-                <w:lang w:bidi="ta-IN"/>
-              </w:rPr>
-              <w:t xml:space="preserve"> </w:t>
-            </w:r>
-            <w:r>
-              <w:rPr>
-                <w:rFonts w:ascii="BRH Malayalam Extra" w:hAnsi="BRH Malayalam Extra" w:cs="BRH Malayalam Extra"/>
-                <w:sz w:val="40"/>
-                <w:szCs w:val="40"/>
-                <w:lang w:val="en-IN" w:eastAsia="en-IN"/>
-              </w:rPr>
-              <w:t>|</w:t>
-            </w:r>
-          </w:p>
-        </w:tc>
-      </w:tr>
-    </w:tbl>
-    <w:p>
-      <w:pPr>
-        <w:spacing w:before="0" w:line="240" w:lineRule="auto"/>
-        <w:jc w:val="center"/>
-        <w:rPr>
-          <w:b/>
-          <w:bCs/>
-          <w:sz w:val="32"/>
-          <w:szCs w:val="32"/>
-          <w:u w:val="single"/>
-        </w:rPr>
-      </w:pPr>
-      <w:r>
-        <w:rPr>
-          <w:b/>
-          <w:bCs/>
-          <w:sz w:val="32"/>
-          <w:szCs w:val="32"/>
-          <w:u w:val="single"/>
-        </w:rPr>
-        <w:t>===============</w:t>
-      </w:r>
-    </w:p>
-    <w:p>
-      <w:pPr>
-        <w:spacing w:before="0" w:line="240" w:lineRule="auto"/>
-        <w:jc w:val="center"/>
-        <w:rPr>
-          <w:b/>
-          <w:bCs/>
-          <w:sz w:val="32"/>
-          <w:szCs w:val="32"/>
-          <w:u w:val="single"/>
-        </w:rPr>
-      </w:pPr>
-      <w:r>
-        <w:rPr>
-          <w:b/>
-          <w:bCs/>
-          <w:sz w:val="32"/>
-          <w:szCs w:val="32"/>
-          <w:u w:val="single"/>
-        </w:rPr>
-        <w:t xml:space="preserve">TS Pada Paatam </w:t>
-      </w:r>
-      <w:r>
-        <w:rPr>
-          <w:b/>
-          <w:bCs/>
-          <w:sz w:val="32"/>
-          <w:szCs w:val="32"/>
-          <w:u w:val="single"/>
-        </w:rPr>
-        <w:t>– TS 1</w:t>
-      </w:r>
-      <w:r>
-        <w:rPr>
-          <w:b/>
-          <w:bCs/>
-          <w:sz w:val="32"/>
-          <w:szCs w:val="32"/>
-          <w:u w:val="single"/>
-        </w:rPr>
-        <w:t>.4</w:t>
-      </w:r>
-      <w:r>
-        <w:rPr>
-          <w:b/>
-          <w:bCs/>
-          <w:sz w:val="32"/>
-          <w:szCs w:val="32"/>
-          <w:u w:val="single"/>
-        </w:rPr>
-        <w:t xml:space="preserve"> </w:t>
-      </w:r>
-      <w:r>
-        <w:rPr>
-          <w:b/>
-          <w:bCs/>
-          <w:sz w:val="32"/>
-          <w:szCs w:val="32"/>
-          <w:u w:val="single"/>
-        </w:rPr>
-        <w:t>Tamil</w:t>
-      </w:r>
-      <w:r>
-        <w:rPr>
-          <w:b/>
-          <w:bCs/>
-          <w:sz w:val="32"/>
-          <w:szCs w:val="32"/>
-          <w:u w:val="single"/>
-        </w:rPr>
-        <w:t xml:space="preserve"> Corrections –</w:t>
-      </w:r>
-      <w:r>
-        <w:rPr>
-          <w:b/>
-          <w:bCs/>
-          <w:sz w:val="32"/>
-          <w:szCs w:val="32"/>
-          <w:u w:val="single"/>
-        </w:rPr>
-        <w:t xml:space="preserve"> </w:t>
-      </w:r>
-      <w:r>
-        <w:rPr>
-          <w:b/>
-          <w:bCs/>
-          <w:sz w:val="32"/>
-          <w:szCs w:val="32"/>
-          <w:u w:val="single"/>
-        </w:rPr>
-        <w:t xml:space="preserve">Observed till </w:t>
-      </w:r>
-      <w:r>
-        <w:rPr>
-          <w:b/>
-          <w:bCs/>
-          <w:sz w:val="32"/>
-          <w:szCs w:val="32"/>
-          <w:u w:val="single"/>
-        </w:rPr>
-        <w:t>31</w:t>
-      </w:r>
-      <w:r>
-        <w:rPr>
-          <w:b/>
-          <w:bCs/>
-          <w:sz w:val="32"/>
-          <w:szCs w:val="32"/>
-          <w:u w:val="single"/>
-          <w:vertAlign w:val="superscript"/>
-        </w:rPr>
-        <w:t>st</w:t>
-      </w:r>
-      <w:r>
-        <w:rPr>
-          <w:b/>
-          <w:bCs/>
-          <w:sz w:val="32"/>
-          <w:szCs w:val="32"/>
-          <w:u w:val="single"/>
-        </w:rPr>
-        <w:t xml:space="preserve"> August 2022</w:t>
-      </w:r>
-    </w:p>
-    <w:p>
-      <w:pPr>
-        <w:spacing w:before="0" w:line="240" w:lineRule="auto"/>
-        <w:jc w:val="center"/>
-        <w:rPr>
-          <w:b/>
-          <w:sz w:val="28"/>
-          <w:szCs w:val="28"/>
-        </w:rPr>
-      </w:pPr>
-      <w:r>
-        <w:rPr>
-          <w:b/>
-          <w:sz w:val="28"/>
-          <w:szCs w:val="28"/>
-        </w:rPr>
-        <w:t>(ignore those which are already incorporated in your book’s version and date)</w:t>
-      </w:r>
-    </w:p>
-    <w:tbl>
-      <w:tblPr>
-        <w:tblW w:w="13575" w:type="dxa"/>
-        <w:tblBorders>
-          <w:top w:val="single" w:sz="4" w:space="0" w:color="000000"/>
-          <w:left w:val="single" w:sz="4" w:space="0" w:color="000000"/>
-          <w:bottom w:val="single" w:sz="4" w:space="0" w:color="000000"/>
-          <w:right w:val="single" w:sz="4" w:space="0" w:color="000000"/>
-          <w:insideH w:val="single" w:sz="4" w:space="0" w:color="000000"/>
-          <w:insideV w:val="single" w:sz="4" w:space="0" w:color="000000"/>
-        </w:tblBorders>
-        <w:tblLook w:val="04A0" w:firstRow="1" w:lastRow="0" w:firstColumn="1" w:lastColumn="0" w:noHBand="0" w:noVBand="1"/>
-      </w:tblPr>
-      <w:tblGrid>
-        <w:gridCol w:w="3310"/>
-        <w:gridCol w:w="5162"/>
-        <w:gridCol w:w="5103"/>
-      </w:tblGrid>
-      <w:tr>
-        <w:tc>
-          <w:tcPr>
-            <w:tcW w:w="3310" w:type="dxa"/>
-          </w:tcPr>
-          <w:p>
-            <w:pPr>
-              <w:spacing w:before="0" w:line="240" w:lineRule="auto"/>
-              <w:jc w:val="center"/>
-              <w:rPr>
-                <w:b/>
-                <w:bCs/>
-                <w:sz w:val="32"/>
-                <w:szCs w:val="32"/>
-              </w:rPr>
-            </w:pPr>
-            <w:r>
-              <w:rPr>
-                <w:b/>
-                <w:bCs/>
-                <w:sz w:val="32"/>
-                <w:szCs w:val="32"/>
-              </w:rPr>
-              <w:t>Section, Paragraph</w:t>
-            </w:r>
-          </w:p>
-          <w:p>
-            <w:pPr>
-              <w:spacing w:before="0" w:line="240" w:lineRule="auto"/>
-              <w:jc w:val="center"/>
-              <w:rPr>
-                <w:b/>
-                <w:bCs/>
-                <w:sz w:val="32"/>
-                <w:szCs w:val="32"/>
-              </w:rPr>
-            </w:pPr>
-            <w:r>
-              <w:rPr>
-                <w:b/>
-                <w:bCs/>
-                <w:sz w:val="32"/>
-                <w:szCs w:val="32"/>
-              </w:rPr>
-              <w:t>Reference</w:t>
-            </w:r>
-          </w:p>
-        </w:tc>
-        <w:tc>
-          <w:tcPr>
-            <w:tcW w:w="5162" w:type="dxa"/>
-          </w:tcPr>
-          <w:p>
-            <w:pPr>
-              <w:spacing w:before="0" w:line="240" w:lineRule="auto"/>
-              <w:jc w:val="center"/>
-              <w:rPr>
-                <w:b/>
-                <w:bCs/>
-                <w:sz w:val="32"/>
-                <w:szCs w:val="32"/>
-              </w:rPr>
-            </w:pPr>
-            <w:r>
-              <w:rPr>
-                <w:b/>
-                <w:bCs/>
-                <w:sz w:val="32"/>
-                <w:szCs w:val="32"/>
-              </w:rPr>
-              <w:t>As Printed</w:t>
-            </w:r>
-          </w:p>
-        </w:tc>
-        <w:tc>
-          <w:tcPr>
-            <w:tcW w:w="5103" w:type="dxa"/>
-          </w:tcPr>
-          <w:p>
-            <w:pPr>
-              <w:spacing w:before="0" w:line="240" w:lineRule="auto"/>
-              <w:ind w:right="-18"/>
-              <w:jc w:val="center"/>
-              <w:rPr>
-                <w:b/>
-                <w:bCs/>
-                <w:sz w:val="32"/>
-                <w:szCs w:val="32"/>
-              </w:rPr>
-            </w:pPr>
-            <w:r>
-              <w:rPr>
-                <w:b/>
-                <w:bCs/>
-                <w:sz w:val="32"/>
-                <w:szCs w:val="32"/>
-              </w:rPr>
-              <w:t>To be read as or corrected as</w:t>
-            </w:r>
-          </w:p>
-        </w:tc>
-      </w:tr>
-    </w:tbl>
-    <w:p>
-      <w:pPr>
-        <w:spacing w:before="0" w:line="240" w:lineRule="auto"/>
-        <w:ind w:left="792"/>
-        <w:rPr>
-          <w:vanish/>
-          <w:sz w:val="32"/>
-          <w:szCs w:val="32"/>
-        </w:rPr>
-      </w:pPr>
-    </w:p>
-    <w:tbl>
-      <w:tblPr>
-        <w:tblW w:w="13575" w:type="dxa"/>
-        <w:tblBorders>
-          <w:top w:val="single" w:sz="4" w:space="0" w:color="000000"/>
-          <w:left w:val="single" w:sz="4" w:space="0" w:color="000000"/>
-          <w:bottom w:val="single" w:sz="4" w:space="0" w:color="000000"/>
-          <w:right w:val="single" w:sz="4" w:space="0" w:color="000000"/>
-          <w:insideH w:val="single" w:sz="4" w:space="0" w:color="000000"/>
-          <w:insideV w:val="single" w:sz="4" w:space="0" w:color="000000"/>
-        </w:tblBorders>
-        <w:tblLook w:val="04A0" w:firstRow="1" w:lastRow="0" w:firstColumn="1" w:lastColumn="0" w:noHBand="0" w:noVBand="1"/>
-      </w:tblPr>
-      <w:tblGrid>
-        <w:gridCol w:w="3310"/>
-        <w:gridCol w:w="5162"/>
-        <w:gridCol w:w="5103"/>
-      </w:tblGrid>
-      <w:tr>
-        <w:trPr>
-          <w:trHeight w:val="1060"/>
-        </w:trPr>
-        <w:tc>
-          <w:tcPr>
-            <w:tcW w:w="3310" w:type="dxa"/>
-            <w:tcBorders>
-              <w:top w:val="single" w:sz="4" w:space="0" w:color="000000"/>
-              <w:left w:val="single" w:sz="4" w:space="0" w:color="000000"/>
-              <w:bottom w:val="single" w:sz="4" w:space="0" w:color="000000"/>
-              <w:right w:val="single" w:sz="4" w:space="0" w:color="000000"/>
-            </w:tcBorders>
-          </w:tcPr>
-          <w:p>
-            <w:pPr>
-              <w:widowControl w:val="0"/>
-              <w:autoSpaceDE w:val="0"/>
-              <w:autoSpaceDN w:val="0"/>
-              <w:adjustRightInd w:val="0"/>
-              <w:spacing w:before="0" w:line="240" w:lineRule="auto"/>
-              <w:rPr>
-                <w:rFonts w:cs="Arial"/>
-                <w:b/>
-                <w:sz w:val="28"/>
-                <w:szCs w:val="28"/>
-              </w:rPr>
-            </w:pPr>
-            <w:r>
-              <w:rPr>
-                <w:rFonts w:cs="Arial"/>
-                <w:b/>
-                <w:sz w:val="28"/>
-                <w:szCs w:val="28"/>
-              </w:rPr>
-              <w:t>TS 1.4.</w:t>
-            </w:r>
-            <w:r>
-              <w:rPr>
-                <w:rFonts w:cs="Arial"/>
-                <w:b/>
-                <w:sz w:val="28"/>
-                <w:szCs w:val="28"/>
-              </w:rPr>
               <w:t xml:space="preserve">2.1 </w:t>
             </w:r>
             <w:r>
@@ -5158,6 +4762,7 @@
           <w:szCs w:val="32"/>
           <w:u w:val="single"/>
         </w:rPr>
+        <w:lastRenderedPageBreak/>
         <w:t xml:space="preserve">TS Pada Paatam </w:t>
       </w:r>
       <w:r>
@@ -6722,7 +6327,6 @@
                 <w:sz w:val="32"/>
                 <w:szCs w:val="32"/>
               </w:rPr>
-              <w:lastRenderedPageBreak/>
               <w:t>Section, Paragraph</w:t>
             </w:r>
           </w:p>
@@ -7653,6 +7257,7 @@
                 <w:sz w:val="28"/>
                 <w:szCs w:val="28"/>
               </w:rPr>
+              <w:lastRenderedPageBreak/>
               <w:t>TS 1.4.42.1 – Vaakyam</w:t>
             </w:r>
           </w:p>
@@ -9382,9 +8987,28 @@
     </w:tbl>
     <w:p>
       <w:pPr>
-        <w:pBdr>
-          <w:bottom w:val="double" w:sz="6" w:space="1" w:color="auto"/>
-        </w:pBdr>
+        <w:jc w:val="center"/>
+        <w:rPr>
+          <w:b/>
+          <w:bCs/>
+          <w:sz w:val="32"/>
+          <w:szCs w:val="32"/>
+          <w:u w:val="single"/>
+        </w:rPr>
+      </w:pPr>
+      <w:r>
+        <w:rPr>
+          <w:b/>
+          <w:bCs/>
+          <w:sz w:val="32"/>
+          <w:szCs w:val="32"/>
+          <w:u w:val="single"/>
+        </w:rPr>
+        <w:t>=============</w:t>
+      </w:r>
+    </w:p>
+    <w:p>
+      <w:pPr>
         <w:jc w:val="center"/>
         <w:rPr>
           <w:b/>
@@ -9454,18 +9078,6 @@
           <w:u w:val="single"/>
         </w:rPr>
       </w:pPr>
-    </w:p>
-    <w:p>
-      <w:pPr>
-        <w:jc w:val="center"/>
-        <w:rPr>
-          <w:b/>
-          <w:bCs/>
-          <w:sz w:val="32"/>
-          <w:szCs w:val="32"/>
-          <w:u w:val="single"/>
-        </w:rPr>
-      </w:pPr>
       <w:r>
         <w:rPr>
           <w:b/>
@@ -9474,6 +9086,7 @@
           <w:szCs w:val="32"/>
           <w:u w:val="single"/>
         </w:rPr>
+        <w:lastRenderedPageBreak/>
         <w:t xml:space="preserve">TS Pada Paatam – TS </w:t>
       </w:r>
       <w:r>
@@ -11050,7 +10663,6 @@
                 <w:szCs w:val="28"/>
                 <w:lang w:bidi="ta-IN"/>
               </w:rPr>
-              <w:lastRenderedPageBreak/>
               <w:t>1.4.45.1 Padam 16</w:t>
             </w:r>
           </w:p>
@@ -12050,6 +11662,7 @@
           <w:szCs w:val="32"/>
           <w:u w:val="single"/>
         </w:rPr>
+        <w:lastRenderedPageBreak/>
         <w:t>TS</w:t>
       </w:r>
       <w:r>
@@ -13177,7 +12790,6 @@
                 <w:szCs w:val="28"/>
                 <w:lang w:bidi="ta-IN"/>
               </w:rPr>
-              <w:lastRenderedPageBreak/>
               <w:t>TS 1.4.1.2  Vaakyam</w:t>
             </w:r>
           </w:p>

--- a/TS-Padam/TS-1.4/TS 1.4 Tamil Pada Paatam Corrections.docx
+++ b/TS-Padam/TS-1.4/TS 1.4 Tamil Pada Paatam Corrections.docx
@@ -100,10 +100,30 @@
           <w:bCs/>
           <w:sz w:val="32"/>
           <w:szCs w:val="32"/>
-          <w:highlight w:val="red"/>
-          <w:u w:val="single"/>
-        </w:rPr>
-        <w:t>????</w:t>
+          <w:u w:val="single"/>
+        </w:rPr>
+        <w:t>31</w:t>
+      </w:r>
+      <w:r>
+        <w:rPr>
+          <w:b/>
+          <w:bCs/>
+          <w:sz w:val="32"/>
+          <w:szCs w:val="32"/>
+          <w:u w:val="single"/>
+          <w:vertAlign w:val="superscript"/>
+        </w:rPr>
+        <w:t>st</w:t>
+      </w:r>
+      <w:r>
+        <w:rPr>
+          <w:b/>
+          <w:bCs/>
+          <w:sz w:val="32"/>
+          <w:szCs w:val="32"/>
+          <w:u w:val="single"/>
+        </w:rPr>
+        <w:t xml:space="preserve"> July 2025</w:t>
       </w:r>
     </w:p>
     <w:p>
@@ -111,16 +131,14 @@
         <w:spacing w:before="0" w:line="240" w:lineRule="auto"/>
         <w:jc w:val="center"/>
         <w:rPr>
-          <w:bCs/>
-          <w:sz w:val="32"/>
-          <w:szCs w:val="32"/>
+          <w:b/>
+          <w:szCs w:val="24"/>
         </w:rPr>
       </w:pPr>
       <w:r>
         <w:rPr>
-          <w:bCs/>
-          <w:sz w:val="32"/>
-          <w:szCs w:val="32"/>
+          <w:b/>
+          <w:szCs w:val="24"/>
         </w:rPr>
         <w:t>(ignore those which are already incorporated in your book’s version and date)</w:t>
       </w:r>
@@ -153,12 +171,16 @@
               <w:spacing w:before="0" w:line="240" w:lineRule="auto"/>
               <w:jc w:val="center"/>
               <w:rPr>
+                <w:b/>
+                <w:bCs/>
                 <w:sz w:val="32"/>
                 <w:szCs w:val="32"/>
               </w:rPr>
             </w:pPr>
             <w:r>
               <w:rPr>
+                <w:b/>
+                <w:bCs/>
                 <w:sz w:val="32"/>
                 <w:szCs w:val="32"/>
               </w:rPr>
@@ -170,12 +192,16 @@
               <w:spacing w:before="0" w:line="240" w:lineRule="auto"/>
               <w:jc w:val="center"/>
               <w:rPr>
+                <w:b/>
+                <w:bCs/>
                 <w:sz w:val="32"/>
                 <w:szCs w:val="32"/>
               </w:rPr>
             </w:pPr>
             <w:r>
               <w:rPr>
+                <w:b/>
+                <w:bCs/>
                 <w:sz w:val="32"/>
                 <w:szCs w:val="32"/>
               </w:rPr>
@@ -192,12 +218,16 @@
               <w:spacing w:before="0" w:line="240" w:lineRule="auto"/>
               <w:jc w:val="center"/>
               <w:rPr>
+                <w:b/>
+                <w:bCs/>
                 <w:sz w:val="32"/>
                 <w:szCs w:val="32"/>
               </w:rPr>
             </w:pPr>
             <w:r>
               <w:rPr>
+                <w:b/>
+                <w:bCs/>
                 <w:sz w:val="32"/>
                 <w:szCs w:val="32"/>
               </w:rPr>
@@ -215,12 +245,16 @@
               <w:ind w:right="-18"/>
               <w:jc w:val="center"/>
               <w:rPr>
+                <w:b/>
+                <w:bCs/>
                 <w:sz w:val="32"/>
                 <w:szCs w:val="32"/>
               </w:rPr>
             </w:pPr>
             <w:r>
               <w:rPr>
+                <w:b/>
+                <w:bCs/>
                 <w:sz w:val="32"/>
                 <w:szCs w:val="32"/>
               </w:rPr>
@@ -9996,6 +10030,7 @@
                 <w:lang w:bidi="ta-IN"/>
               </w:rPr>
             </w:pPr>
+            <w:proofErr w:type="gramStart"/>
             <w:r>
               <w:rPr>
                 <w:rFonts w:cs="Latha"/>
@@ -10005,7 +10040,19 @@
                 <w:szCs w:val="28"/>
                 <w:lang w:bidi="ta-IN"/>
               </w:rPr>
-              <w:t>1.4.29.1  Padam 6</w:t>
+              <w:t>1.4.29.1  Padam</w:t>
+            </w:r>
+            <w:proofErr w:type="gramEnd"/>
+            <w:r>
+              <w:rPr>
+                <w:rFonts w:cs="Latha"/>
+                <w:b/>
+                <w:bCs/>
+                <w:sz w:val="28"/>
+                <w:szCs w:val="28"/>
+                <w:lang w:bidi="ta-IN"/>
+              </w:rPr>
+              <w:t xml:space="preserve"> 6</w:t>
             </w:r>
           </w:p>
         </w:tc>
@@ -12790,8 +12837,21 @@
                 <w:szCs w:val="28"/>
                 <w:lang w:bidi="ta-IN"/>
               </w:rPr>
-              <w:t>TS 1.4.1.2  Vaakyam</w:t>
-            </w:r>
+              <w:t xml:space="preserve">TS </w:t>
+            </w:r>
+            <w:proofErr w:type="gramStart"/>
+            <w:r>
+              <w:rPr>
+                <w:rFonts w:cs="Latha"/>
+                <w:b/>
+                <w:bCs/>
+                <w:sz w:val="28"/>
+                <w:szCs w:val="28"/>
+                <w:lang w:bidi="ta-IN"/>
+              </w:rPr>
+              <w:t>1.4.1.2  Vaakyam</w:t>
+            </w:r>
+            <w:proofErr w:type="gramEnd"/>
           </w:p>
         </w:tc>
         <w:tc>
